--- a/src/8. Архитектура системы.docx
+++ b/src/8. Архитектура системы.docx
@@ -338,31 +338,15 @@
             </w:tcBorders>
           </w:tcPr>
           <w:p>
-            <w:pPr>
-              <w:pStyle w:val="Normal"/>
-              <w:widowControl/>
-              <w:spacing w:lineRule="auto" w:line="240" w:before="0" w:after="0"/>
-              <w:jc w:val="left"/>
-              <w:rPr>
-                <w:rFonts w:ascii="Times New Roman" w:hAnsi="Times New Roman" w:eastAsia="Noto Serif CJK SC" w:cs="Lohit Devanagari"/>
-                <w:color w:val="auto"/>
-                <w:kern w:val="2"/>
-                <w:sz w:val="28"/>
-                <w:szCs w:val="28"/>
-                <w:lang w:val="en-US" w:eastAsia="zh-CN" w:bidi="hi-IN"/>
-              </w:rPr>
-            </w:pPr>
-            <w:r>
-              <w:rPr>
-                <w:rFonts w:eastAsia="Noto Serif CJK SC" w:cs="Lohit Devanagari" w:ascii="Times New Roman" w:hAnsi="Times New Roman"/>
-                <w:b w:val="false"/>
-                <w:color w:val="auto"/>
-                <w:kern w:val="2"/>
-                <w:sz w:val="28"/>
-                <w:szCs w:val="28"/>
-                <w:lang w:val="en-US" w:eastAsia="zh-CN" w:bidi="hi-IN"/>
-              </w:rPr>
-              <w:t>Модуль авторизации, модуль вакансий, модуль кандидатов, модуль отчетов.</w:t>
+            <w:r/>
+            <w:r>
+              <w:rPr>
+                <w:rFonts w:ascii="Times New Roman" w:hAnsi="Times New Roman"/>
+                <w:b w:val="0"/>
+                <w:sz w:val="28"/>
+                <w:highlight w:val="yellow"/>
+              </w:rPr>
+              <w:t>Модуль авторизации, модуль вакансий, модуль кандидатов, модуль воронки, модуль интервью, модуль отчетов.</w:t>
             </w:r>
           </w:p>
         </w:tc>
@@ -1028,31 +1012,15 @@
             </w:tcBorders>
           </w:tcPr>
           <w:p>
-            <w:pPr>
-              <w:pStyle w:val="Normal"/>
-              <w:widowControl/>
-              <w:spacing w:lineRule="auto" w:line="240" w:before="0" w:after="0"/>
-              <w:jc w:val="left"/>
-              <w:rPr>
-                <w:rFonts w:ascii="Times New Roman" w:hAnsi="Times New Roman" w:eastAsia="Noto Serif CJK SC" w:cs="Lohit Devanagari"/>
-                <w:color w:val="auto"/>
-                <w:kern w:val="2"/>
-                <w:sz w:val="28"/>
-                <w:szCs w:val="28"/>
-                <w:lang w:val="en-US" w:eastAsia="zh-CN" w:bidi="hi-IN"/>
-              </w:rPr>
-            </w:pPr>
-            <w:r>
-              <w:rPr>
-                <w:rFonts w:eastAsia="Noto Serif CJK SC" w:cs="Lohit Devanagari" w:ascii="Times New Roman" w:hAnsi="Times New Roman"/>
-                <w:b w:val="false"/>
-                <w:color w:val="auto"/>
-                <w:kern w:val="2"/>
-                <w:sz w:val="28"/>
-                <w:szCs w:val="28"/>
-                <w:lang w:val="en-US" w:eastAsia="zh-CN" w:bidi="hi-IN"/>
-              </w:rPr>
-              <w:t>Модуль воронки, модуль интервью, шаблоны уведомлений.</w:t>
+            <w:r/>
+            <w:r>
+              <w:rPr>
+                <w:rFonts w:ascii="Times New Roman" w:hAnsi="Times New Roman"/>
+                <w:b w:val="0"/>
+                <w:sz w:val="28"/>
+                <w:highlight w:val="yellow"/>
+              </w:rPr>
+              <w:t>Модуль кандидатов, модуль воронки, модуль интервью, шаблоны уведомлений.</w:t>
             </w:r>
           </w:p>
         </w:tc>
